--- a/klagomål/A 50435-2025 FSC-klagomål.docx
+++ b/klagomål/A 50435-2025 FSC-klagomål.docx
@@ -1166,7 +1166,7 @@
     <w:r>
       <w:tab/>
       <w:tab/>
-      <w:t>2026-09-27</w:t>
+      <w:t>2026-09-28</w:t>
       <w:br/>
       <w:br/>
     </w:r>

--- a/klagomål/A 50435-2025 FSC-klagomål.docx
+++ b/klagomål/A 50435-2025 FSC-klagomål.docx
@@ -178,7 +178,7 @@
       <w:r>
         <w:drawing>
           <wp:inline xmlns:a="http://schemas.openxmlformats.org/drawingml/2006/main" xmlns:pic="http://schemas.openxmlformats.org/drawingml/2006/picture">
-            <wp:extent cx="5486400" cy="5229991"/>
+            <wp:extent cx="5486400" cy="5239418"/>
             <wp:docPr id="1" name="Picture 1"/>
             <wp:cNvGraphicFramePr>
               <a:graphicFrameLocks noChangeAspect="1"/>
@@ -199,7 +199,7 @@
                   <pic:spPr>
                     <a:xfrm>
                       <a:off x="0" y="0"/>
-                      <a:ext cx="5486400" cy="5229991"/>
+                      <a:ext cx="5486400" cy="5239418"/>
                     </a:xfrm>
                     <a:prstGeom prst="rect"/>
                   </pic:spPr>
@@ -221,7 +221,7 @@
     </w:p>
     <w:p>
       <w:r>
-        <w:t>I och inom 5 meter från avverkningsanmälan finns fynd av 6 naturvårdsarter, varav 5 är rödlistade, 3 är fridlysta och 5 är typiska (T): blanksvart spiklav (NT), kolflarnlav (NT, T), lavskrika (NT, T, §4), tretåig hackspett (NT, T, §4), vedskivlav (NT, T) och tjäder (T, §4). Se Figur 1.</w:t>
+        <w:t>I och inom 5 meter från avverkningsanmälan finns fynd av 7 naturvårdsarter, varav 6 är rödlistade, 3 är fridlysta och 5 är typiska (T): blanksvart spiklav (NT), kolflarnlav (NT, T), lavskrika (NT, T, §4), tretåig hackspett (NT, T, §4), vedskivlav (NT, T), vitgrynig nållav (NT) och tjäder (T, §4). Se Figur 1.</w:t>
       </w:r>
     </w:p>
     <w:p>
@@ -352,6 +352,17 @@
         <w:rPr>
           <w:b/>
         </w:rPr>
+        <w:t>Vitgrynig nållav (NT)</w:t>
+      </w:r>
+      <w:r>
+        <w:t xml:space="preserve"> växer nästan uteslutande på bark av gamla, senvuxna granar i skuggiga lägen med hög och jämn luftfuktighet. Den vanligaste naturtypen för arten är kontinuitetsskogar på frisk mark men den finns också i sumpgranskogar. På lång sikt utgör avverkningar av olikåldriga granskogar av naturskogskaraktär ett allvarligt hot mot arten och skogsbruksåtgärder på eller i närheten av växtplatserna bör undvikas. Naturskogsartade, fuktiga granskogar med förekomster av arten signalerar höga biologiska värden och bör bevaras (SLU Artdatabanken, 2024; Nitare &amp; Skogsstyrelsen, 2019).</w:t>
+      </w:r>
+    </w:p>
+    <w:p>
+      <w:r>
+        <w:rPr>
+          <w:b/>
+        </w:rPr>
         <w:t>Tjäder (§4)</w:t>
       </w:r>
       <w:r>
@@ -482,7 +493,7 @@
         <w:rPr>
           <w:i/>
         </w:rPr>
-        <w:t>I det avverkningsanmälda skogsområdet har 6 naturvårdsarter varav 5 rödlistade arter sina livsmiljöer och växtplatser.</w:t>
+        <w:t>I det avverkningsanmälda skogsområdet har 7 naturvårdsarter varav 6 rödlistade arter sina livsmiljöer och växtplatser.</w:t>
       </w:r>
     </w:p>
     <w:p>
@@ -1166,7 +1177,7 @@
     <w:r>
       <w:tab/>
       <w:tab/>
-      <w:t>2026-09-28</w:t>
+      <w:t>2026-09-29</w:t>
       <w:br/>
       <w:br/>
     </w:r>

--- a/klagomål/A 50435-2025 FSC-klagomål.docx
+++ b/klagomål/A 50435-2025 FSC-klagomål.docx
@@ -1177,7 +1177,7 @@
     <w:r>
       <w:tab/>
       <w:tab/>
-      <w:t>2026-09-29</w:t>
+      <w:t>2026-09-30</w:t>
       <w:br/>
       <w:br/>
     </w:r>

--- a/klagomål/A 50435-2025 FSC-klagomål.docx
+++ b/klagomål/A 50435-2025 FSC-klagomål.docx
@@ -1177,7 +1177,7 @@
     <w:r>
       <w:tab/>
       <w:tab/>
-      <w:t>2026-09-30</w:t>
+      <w:t>2026-10-01</w:t>
       <w:br/>
       <w:br/>
     </w:r>

--- a/klagomål/A 50435-2025 FSC-klagomål.docx
+++ b/klagomål/A 50435-2025 FSC-klagomål.docx
@@ -1177,7 +1177,7 @@
     <w:r>
       <w:tab/>
       <w:tab/>
-      <w:t>2026-10-01</w:t>
+      <w:t>2026-10-02</w:t>
       <w:br/>
       <w:br/>
     </w:r>

--- a/klagomål/A 50435-2025 FSC-klagomål.docx
+++ b/klagomål/A 50435-2025 FSC-klagomål.docx
@@ -1177,7 +1177,7 @@
     <w:r>
       <w:tab/>
       <w:tab/>
-      <w:t>2026-10-02</w:t>
+      <w:t>2026-10-03</w:t>
       <w:br/>
       <w:br/>
     </w:r>

--- a/klagomål/A 50435-2025 FSC-klagomål.docx
+++ b/klagomål/A 50435-2025 FSC-klagomål.docx
@@ -1177,7 +1177,7 @@
     <w:r>
       <w:tab/>
       <w:tab/>
-      <w:t>2026-10-03</w:t>
+      <w:t>2026-10-04</w:t>
       <w:br/>
       <w:br/>
     </w:r>

--- a/klagomål/A 50435-2025 FSC-klagomål.docx
+++ b/klagomål/A 50435-2025 FSC-klagomål.docx
@@ -1177,7 +1177,7 @@
     <w:r>
       <w:tab/>
       <w:tab/>
-      <w:t>2026-10-04</w:t>
+      <w:t>2026-10-05</w:t>
       <w:br/>
       <w:br/>
     </w:r>

--- a/klagomål/A 50435-2025 FSC-klagomål.docx
+++ b/klagomål/A 50435-2025 FSC-klagomål.docx
@@ -1177,7 +1177,7 @@
     <w:r>
       <w:tab/>
       <w:tab/>
-      <w:t>2026-10-05</w:t>
+      <w:t>2026-10-06</w:t>
       <w:br/>
       <w:br/>
     </w:r>

--- a/klagomål/A 50435-2025 FSC-klagomål.docx
+++ b/klagomål/A 50435-2025 FSC-klagomål.docx
@@ -1177,7 +1177,7 @@
     <w:r>
       <w:tab/>
       <w:tab/>
-      <w:t>2026-10-06</w:t>
+      <w:t>2026-10-07</w:t>
       <w:br/>
       <w:br/>
     </w:r>

--- a/klagomål/A 50435-2025 FSC-klagomål.docx
+++ b/klagomål/A 50435-2025 FSC-klagomål.docx
@@ -1177,7 +1177,7 @@
     <w:r>
       <w:tab/>
       <w:tab/>
-      <w:t>2026-10-07</w:t>
+      <w:t>2026-10-08</w:t>
       <w:br/>
       <w:br/>
     </w:r>

--- a/klagomål/A 50435-2025 FSC-klagomål.docx
+++ b/klagomål/A 50435-2025 FSC-klagomål.docx
@@ -1177,7 +1177,7 @@
     <w:r>
       <w:tab/>
       <w:tab/>
-      <w:t>2026-10-08</w:t>
+      <w:t>2026-10-09</w:t>
       <w:br/>
       <w:br/>
     </w:r>

--- a/klagomål/A 50435-2025 FSC-klagomål.docx
+++ b/klagomål/A 50435-2025 FSC-klagomål.docx
@@ -1177,7 +1177,7 @@
     <w:r>
       <w:tab/>
       <w:tab/>
-      <w:t>2026-10-09</w:t>
+      <w:t>2026-10-10</w:t>
       <w:br/>
       <w:br/>
     </w:r>

--- a/klagomål/A 50435-2025 FSC-klagomål.docx
+++ b/klagomål/A 50435-2025 FSC-klagomål.docx
@@ -1177,7 +1177,7 @@
     <w:r>
       <w:tab/>
       <w:tab/>
-      <w:t>2026-10-10</w:t>
+      <w:t>2026-10-11</w:t>
       <w:br/>
       <w:br/>
     </w:r>

--- a/klagomål/A 50435-2025 FSC-klagomål.docx
+++ b/klagomål/A 50435-2025 FSC-klagomål.docx
@@ -1177,7 +1177,7 @@
     <w:r>
       <w:tab/>
       <w:tab/>
-      <w:t>2026-10-11</w:t>
+      <w:t>2026-10-12</w:t>
       <w:br/>
       <w:br/>
     </w:r>

--- a/klagomål/A 50435-2025 FSC-klagomål.docx
+++ b/klagomål/A 50435-2025 FSC-klagomål.docx
@@ -1177,7 +1177,7 @@
     <w:r>
       <w:tab/>
       <w:tab/>
-      <w:t>2026-10-12</w:t>
+      <w:t>2026-10-13</w:t>
       <w:br/>
       <w:br/>
     </w:r>

--- a/klagomål/A 50435-2025 FSC-klagomål.docx
+++ b/klagomål/A 50435-2025 FSC-klagomål.docx
@@ -1177,7 +1177,7 @@
     <w:r>
       <w:tab/>
       <w:tab/>
-      <w:t>2026-10-13</w:t>
+      <w:t>2026-10-14</w:t>
       <w:br/>
       <w:br/>
     </w:r>

--- a/klagomål/A 50435-2025 FSC-klagomål.docx
+++ b/klagomål/A 50435-2025 FSC-klagomål.docx
@@ -1177,7 +1177,7 @@
     <w:r>
       <w:tab/>
       <w:tab/>
-      <w:t>2026-10-14</w:t>
+      <w:t>2026-10-15</w:t>
       <w:br/>
       <w:br/>
     </w:r>

--- a/klagomål/A 50435-2025 FSC-klagomål.docx
+++ b/klagomål/A 50435-2025 FSC-klagomål.docx
@@ -1177,7 +1177,7 @@
     <w:r>
       <w:tab/>
       <w:tab/>
-      <w:t>2026-10-15</w:t>
+      <w:t>2026-10-16</w:t>
       <w:br/>
       <w:br/>
     </w:r>

--- a/klagomål/A 50435-2025 FSC-klagomål.docx
+++ b/klagomål/A 50435-2025 FSC-klagomål.docx
@@ -1177,7 +1177,7 @@
     <w:r>
       <w:tab/>
       <w:tab/>
-      <w:t>2026-10-16</w:t>
+      <w:t>2026-10-17</w:t>
       <w:br/>
       <w:br/>
     </w:r>

--- a/klagomål/A 50435-2025 FSC-klagomål.docx
+++ b/klagomål/A 50435-2025 FSC-klagomål.docx
@@ -1177,7 +1177,7 @@
     <w:r>
       <w:tab/>
       <w:tab/>
-      <w:t>2026-10-17</w:t>
+      <w:t>2026-10-18</w:t>
       <w:br/>
       <w:br/>
     </w:r>

--- a/klagomål/A 50435-2025 FSC-klagomål.docx
+++ b/klagomål/A 50435-2025 FSC-klagomål.docx
@@ -1177,7 +1177,7 @@
     <w:r>
       <w:tab/>
       <w:tab/>
-      <w:t>2026-10-18</w:t>
+      <w:t>2026-10-19</w:t>
       <w:br/>
       <w:br/>
     </w:r>

--- a/klagomål/A 50435-2025 FSC-klagomål.docx
+++ b/klagomål/A 50435-2025 FSC-klagomål.docx
@@ -1177,7 +1177,7 @@
     <w:r>
       <w:tab/>
       <w:tab/>
-      <w:t>2026-10-19</w:t>
+      <w:t>2026-10-20</w:t>
       <w:br/>
       <w:br/>
     </w:r>

--- a/klagomål/A 50435-2025 FSC-klagomål.docx
+++ b/klagomål/A 50435-2025 FSC-klagomål.docx
@@ -1177,7 +1177,7 @@
     <w:r>
       <w:tab/>
       <w:tab/>
-      <w:t>2026-10-20</w:t>
+      <w:t>2026-10-21</w:t>
       <w:br/>
       <w:br/>
     </w:r>

--- a/klagomål/A 50435-2025 FSC-klagomål.docx
+++ b/klagomål/A 50435-2025 FSC-klagomål.docx
@@ -1177,7 +1177,7 @@
     <w:r>
       <w:tab/>
       <w:tab/>
-      <w:t>2026-10-21</w:t>
+      <w:t>2026-10-22</w:t>
       <w:br/>
       <w:br/>
     </w:r>

--- a/klagomål/A 50435-2025 FSC-klagomål.docx
+++ b/klagomål/A 50435-2025 FSC-klagomål.docx
@@ -1177,7 +1177,7 @@
     <w:r>
       <w:tab/>
       <w:tab/>
-      <w:t>2026-10-22</w:t>
+      <w:t>2026-10-23</w:t>
       <w:br/>
       <w:br/>
     </w:r>

--- a/klagomål/A 50435-2025 FSC-klagomål.docx
+++ b/klagomål/A 50435-2025 FSC-klagomål.docx
@@ -1177,7 +1177,7 @@
     <w:r>
       <w:tab/>
       <w:tab/>
-      <w:t>2026-10-23</w:t>
+      <w:t>2026-10-24</w:t>
       <w:br/>
       <w:br/>
     </w:r>

--- a/klagomål/A 50435-2025 FSC-klagomål.docx
+++ b/klagomål/A 50435-2025 FSC-klagomål.docx
@@ -1177,7 +1177,7 @@
     <w:r>
       <w:tab/>
       <w:tab/>
-      <w:t>2026-10-24</w:t>
+      <w:t>2026-10-25</w:t>
       <w:br/>
       <w:br/>
     </w:r>

--- a/klagomål/A 50435-2025 FSC-klagomål.docx
+++ b/klagomål/A 50435-2025 FSC-klagomål.docx
@@ -1177,7 +1177,7 @@
     <w:r>
       <w:tab/>
       <w:tab/>
-      <w:t>2026-10-25</w:t>
+      <w:t>2026-10-26</w:t>
       <w:br/>
       <w:br/>
     </w:r>

--- a/klagomål/A 50435-2025 FSC-klagomål.docx
+++ b/klagomål/A 50435-2025 FSC-klagomål.docx
@@ -1177,7 +1177,7 @@
     <w:r>
       <w:tab/>
       <w:tab/>
-      <w:t>2026-10-26</w:t>
+      <w:t>2026-10-27</w:t>
       <w:br/>
       <w:br/>
     </w:r>

--- a/klagomål/A 50435-2025 FSC-klagomål.docx
+++ b/klagomål/A 50435-2025 FSC-klagomål.docx
@@ -1177,7 +1177,7 @@
     <w:r>
       <w:tab/>
       <w:tab/>
-      <w:t>2026-10-27</w:t>
+      <w:t>2026-10-28</w:t>
       <w:br/>
       <w:br/>
     </w:r>

--- a/klagomål/A 50435-2025 FSC-klagomål.docx
+++ b/klagomål/A 50435-2025 FSC-klagomål.docx
@@ -1177,7 +1177,7 @@
     <w:r>
       <w:tab/>
       <w:tab/>
-      <w:t>2026-10-28</w:t>
+      <w:t>2026-10-29</w:t>
       <w:br/>
       <w:br/>
     </w:r>

--- a/klagomål/A 50435-2025 FSC-klagomål.docx
+++ b/klagomål/A 50435-2025 FSC-klagomål.docx
@@ -1177,7 +1177,7 @@
     <w:r>
       <w:tab/>
       <w:tab/>
-      <w:t>2026-10-29</w:t>
+      <w:t>2026-10-31</w:t>
       <w:br/>
       <w:br/>
     </w:r>
